--- a/ParralelObch/Lab1/Lab1_Report_Yatsenko.docx
+++ b/ParralelObch/Lab1/Lab1_Report_Yatsenko.docx
@@ -868,7 +868,7 @@
           <w:lang w:val="ru-UA"/>
         </w:rPr>
         <w:pict w14:anchorId="2922BAB4">
-          <v:rect id="_x0000_i1202" style="width:0;height:1.5pt" o:hralign="center" o:hrstd="t" o:hr="t" fillcolor="#a0a0a0" stroked="f"/>
+          <v:rect id="_x0000_i1025" style="width:0;height:1.5pt" o:hralign="center" o:hrstd="t" o:hr="t" fillcolor="#a0a0a0" stroked="f"/>
         </w:pict>
       </w:r>
     </w:p>
@@ -1239,7 +1239,7 @@
           <w:lang w:val="ru-UA"/>
         </w:rPr>
         <w:pict w14:anchorId="34614576">
-          <v:rect id="_x0000_i1203" style="width:0;height:1.5pt" o:hralign="center" o:hrstd="t" o:hr="t" fillcolor="#a0a0a0" stroked="f"/>
+          <v:rect id="_x0000_i1026" style="width:0;height:1.5pt" o:hralign="center" o:hrstd="t" o:hr="t" fillcolor="#a0a0a0" stroked="f"/>
         </w:pict>
       </w:r>
     </w:p>
@@ -2847,7 +2847,7 @@
           <w:lang w:val="ru-UA"/>
         </w:rPr>
         <w:pict w14:anchorId="12B290F1">
-          <v:rect id="_x0000_i1204" style="width:0;height:1.5pt" o:hralign="center" o:hrstd="t" o:hr="t" fillcolor="#a0a0a0" stroked="f"/>
+          <v:rect id="_x0000_i1027" style="width:0;height:1.5pt" o:hralign="center" o:hrstd="t" o:hr="t" fillcolor="#a0a0a0" stroked="f"/>
         </w:pict>
       </w:r>
     </w:p>
@@ -3497,7 +3497,7 @@
           <w:lang w:val="ru-UA"/>
         </w:rPr>
         <w:pict w14:anchorId="676F358E">
-          <v:rect id="_x0000_i1205" style="width:0;height:1.5pt" o:hralign="center" o:hrstd="t" o:hr="t" fillcolor="#a0a0a0" stroked="f"/>
+          <v:rect id="_x0000_i1028" style="width:0;height:1.5pt" o:hralign="center" o:hrstd="t" o:hr="t" fillcolor="#a0a0a0" stroked="f"/>
         </w:pict>
       </w:r>
     </w:p>
@@ -3672,15 +3672,7 @@
           <w:szCs w:val="26"/>
           <w:lang w:val="ru-UA"/>
         </w:rPr>
-        <w:t xml:space="preserve">2. </w:t>
-      </w:r>
-      <w:r>
-        <w:rPr>
-          <w:sz w:val="26"/>
-          <w:szCs w:val="26"/>
-          <w:lang w:val="ru-UA"/>
-        </w:rPr>
-        <w:t xml:space="preserve">Для </w:t>
+        <w:t xml:space="preserve">2. Для </w:t>
       </w:r>
       <w:proofErr w:type="spellStart"/>
       <w:r>
@@ -3730,14 +3722,7 @@
           <w:sz w:val="26"/>
           <w:szCs w:val="26"/>
         </w:rPr>
-        <w:t xml:space="preserve">8 </w:t>
-      </w:r>
-      <w:r>
-        <w:rPr>
-          <w:sz w:val="26"/>
-          <w:szCs w:val="26"/>
-        </w:rPr>
-        <w:t>результати вийшли такими:</w:t>
+        <w:t>8 результати вийшли такими:</w:t>
       </w:r>
     </w:p>
     <w:p>
@@ -3799,7 +3784,9 @@
           <w:lang w:val="ru-UA"/>
         </w:rPr>
       </w:pPr>
-      <w:r>
+    </w:p>
+    <w:p>
+      <w:pPr>
         <w:rPr>
           <w:b/>
           <w:bCs/>
@@ -3807,6 +3794,27 @@
           <w:szCs w:val="26"/>
           <w:lang w:val="ru-UA"/>
         </w:rPr>
+      </w:pPr>
+    </w:p>
+    <w:p>
+      <w:pPr>
+        <w:rPr>
+          <w:b/>
+          <w:bCs/>
+          <w:sz w:val="26"/>
+          <w:szCs w:val="26"/>
+          <w:lang w:val="ru-UA"/>
+        </w:rPr>
+      </w:pPr>
+      <w:r>
+        <w:rPr>
+          <w:b/>
+          <w:bCs/>
+          <w:sz w:val="26"/>
+          <w:szCs w:val="26"/>
+          <w:lang w:val="ru-UA"/>
+        </w:rPr>
+        <w:lastRenderedPageBreak/>
         <w:t>5</w:t>
       </w:r>
       <w:r>
@@ -3957,7 +3965,6 @@
           <w:szCs w:val="26"/>
           <w:lang w:val="ru-UA"/>
         </w:rPr>
-        <w:lastRenderedPageBreak/>
         <w:t xml:space="preserve">Час </w:t>
       </w:r>
       <w:proofErr w:type="spellStart"/>
@@ -8732,6 +8739,7 @@
   <w:style w:type="character" w:default="1" w:styleId="a0">
     <w:name w:val="Default Paragraph Font"/>
     <w:uiPriority w:val="1"/>
+    <w:semiHidden/>
     <w:unhideWhenUsed/>
   </w:style>
   <w:style w:type="table" w:default="1" w:styleId="a1">
@@ -9065,23 +9073,6 @@
 </file>
 
 <file path=customXml/item1.xml><?xml version="1.0" encoding="utf-8"?>
-<?mso-contentType ?>
-<FormTemplates xmlns="http://schemas.microsoft.com/sharepoint/v3/contenttype/forms">
-  <Display>DocumentLibraryForm</Display>
-  <Edit>DocumentLibraryForm</Edit>
-  <New>DocumentLibraryForm</New>
-</FormTemplates>
-</file>
-
-<file path=customXml/item2.xml><?xml version="1.0" encoding="utf-8"?>
-<p:properties xmlns:p="http://schemas.microsoft.com/office/2006/metadata/properties" xmlns:xsi="http://www.w3.org/2001/XMLSchema-instance" xmlns:pc="http://schemas.microsoft.com/office/infopath/2007/PartnerControls">
-  <documentManagement>
-    <_activity xmlns="df513aeb-7516-4d96-a832-e184ca9b866a" xsi:nil="true"/>
-  </documentManagement>
-</p:properties>
-</file>
-
-<file path=customXml/item3.xml><?xml version="1.0" encoding="utf-8"?>
 <ct:contentTypeSchema xmlns:ct="http://schemas.microsoft.com/office/2006/metadata/contentType" xmlns:ma="http://schemas.microsoft.com/office/2006/metadata/properties/metaAttributes" ct:_="" ma:_="" ma:contentTypeName="Документ" ma:contentTypeID="0x0101000C33F826DA9FFD4D9AC27F207302579B" ma:contentTypeVersion="8" ma:contentTypeDescription="Створення нового документа." ma:contentTypeScope="" ma:versionID="187b9d5a914ca0c993d0504afa6241a3">
   <xsd:schema xmlns:xsd="http://www.w3.org/2001/XMLSchema" xmlns:xs="http://www.w3.org/2001/XMLSchema" xmlns:p="http://schemas.microsoft.com/office/2006/metadata/properties" xmlns:ns3="df513aeb-7516-4d96-a832-e184ca9b866a" xmlns:ns4="e58e9605-bc2e-4679-b223-c2a9fc569af8" targetNamespace="http://schemas.microsoft.com/office/2006/metadata/properties" ma:root="true" ma:fieldsID="47de4e3e77731f4bdd0d366d60d5983f" ns3:_="" ns4:_="">
     <xsd:import namespace="df513aeb-7516-4d96-a832-e184ca9b866a"/>
@@ -9270,32 +9261,24 @@
 </ct:contentTypeSchema>
 </file>
 
-<file path=customXml/itemProps1.xml><?xml version="1.0" encoding="utf-8"?>
-<ds:datastoreItem xmlns:ds="http://schemas.openxmlformats.org/officeDocument/2006/customXml" ds:itemID="{22798431-FD17-4C60-AE51-CAEB2F808AFE}">
-  <ds:schemaRefs>
-    <ds:schemaRef ds:uri="http://schemas.microsoft.com/sharepoint/v3/contenttype/forms"/>
-  </ds:schemaRefs>
-</ds:datastoreItem>
+<file path=customXml/item2.xml><?xml version="1.0" encoding="utf-8"?>
+<p:properties xmlns:p="http://schemas.microsoft.com/office/2006/metadata/properties" xmlns:xsi="http://www.w3.org/2001/XMLSchema-instance" xmlns:pc="http://schemas.microsoft.com/office/infopath/2007/PartnerControls">
+  <documentManagement>
+    <_activity xmlns="df513aeb-7516-4d96-a832-e184ca9b866a" xsi:nil="true"/>
+  </documentManagement>
+</p:properties>
 </file>
 
-<file path=customXml/itemProps2.xml><?xml version="1.0" encoding="utf-8"?>
-<ds:datastoreItem xmlns:ds="http://schemas.openxmlformats.org/officeDocument/2006/customXml" ds:itemID="{0D185742-424D-40DA-85DA-E7E7A1756C5C}">
-  <ds:schemaRefs>
-    <ds:schemaRef ds:uri="e58e9605-bc2e-4679-b223-c2a9fc569af8"/>
-    <ds:schemaRef ds:uri="http://www.w3.org/XML/1998/namespace"/>
-    <ds:schemaRef ds:uri="http://purl.org/dc/dcmitype/"/>
-    <ds:schemaRef ds:uri="http://purl.org/dc/elements/1.1/"/>
-    <ds:schemaRef ds:uri="http://purl.org/dc/terms/"/>
-    <ds:schemaRef ds:uri="http://schemas.microsoft.com/office/2006/documentManagement/types"/>
-    <ds:schemaRef ds:uri="http://schemas.microsoft.com/office/infopath/2007/PartnerControls"/>
-    <ds:schemaRef ds:uri="http://schemas.openxmlformats.org/package/2006/metadata/core-properties"/>
-    <ds:schemaRef ds:uri="df513aeb-7516-4d96-a832-e184ca9b866a"/>
-    <ds:schemaRef ds:uri="http://schemas.microsoft.com/office/2006/metadata/properties"/>
-  </ds:schemaRefs>
-</ds:datastoreItem>
+<file path=customXml/item3.xml><?xml version="1.0" encoding="utf-8"?>
+<?mso-contentType ?>
+<FormTemplates xmlns="http://schemas.microsoft.com/sharepoint/v3/contenttype/forms">
+  <Display>DocumentLibraryForm</Display>
+  <Edit>DocumentLibraryForm</Edit>
+  <New>DocumentLibraryForm</New>
+</FormTemplates>
 </file>
 
-<file path=customXml/itemProps3.xml><?xml version="1.0" encoding="utf-8"?>
+<file path=customXml/itemProps1.xml><?xml version="1.0" encoding="utf-8"?>
 <ds:datastoreItem xmlns:ds="http://schemas.openxmlformats.org/officeDocument/2006/customXml" ds:itemID="{ABB37F7B-2182-481E-9221-38D69DF6FE0F}">
   <ds:schemaRefs>
     <ds:schemaRef ds:uri="http://schemas.microsoft.com/office/2006/metadata/contentType"/>
@@ -9312,4 +9295,22 @@
     <ds:schemaRef ds:uri="http://schemas.microsoft.com/internal/obd"/>
   </ds:schemaRefs>
 </ds:datastoreItem>
+</file>
+
+<file path=customXml/itemProps2.xml><?xml version="1.0" encoding="utf-8"?>
+<ds:datastoreItem xmlns:ds="http://schemas.openxmlformats.org/officeDocument/2006/customXml" ds:itemID="{0D185742-424D-40DA-85DA-E7E7A1756C5C}">
+  <ds:schemaRefs>
+    <ds:schemaRef ds:uri="http://schemas.microsoft.com/office/2006/metadata/properties"/>
+    <ds:schemaRef ds:uri="http://schemas.microsoft.com/office/infopath/2007/PartnerControls"/>
+    <ds:schemaRef ds:uri="df513aeb-7516-4d96-a832-e184ca9b866a"/>
+  </ds:schemaRefs>
+</ds:datastoreItem>
+</file>
+
+<file path=customXml/itemProps3.xml><?xml version="1.0" encoding="utf-8"?>
+<ds:datastoreItem xmlns:ds="http://schemas.openxmlformats.org/officeDocument/2006/customXml" ds:itemID="{22798431-FD17-4C60-AE51-CAEB2F808AFE}">
+  <ds:schemaRefs>
+    <ds:schemaRef ds:uri="http://schemas.microsoft.com/sharepoint/v3/contenttype/forms"/>
+  </ds:schemaRefs>
+</ds:datastoreItem>
 </file>